--- a/project_memory/Project2_Documentation_Package.docx
+++ b/project_memory/Project2_Documentation_Package.docx
@@ -93,7 +93,7 @@
           <w:spacing w:val="0"/>
           <w:color w:val="0E121D"/>
         </w:rPr>
-        <w:t xml:space="preserve"> Add your final Vercel production URL here before Canvas submission.</w:t>
+        <w:t xml:space="preserve"> https://interntrack-iota.vercel.app</w:t>
       </w:r>
     </w:p>
     <w:p>
